--- a/flow/20230914_vu_template/drafts/2024-02-u/03-СБ-Симеона_Анни.docx
+++ b/flow/20230914_vu_template/drafts/2024-02-u/03-СБ-Симеона_Анни.docx
@@ -3,51 +3,30 @@
 <w:document xmlns:mc="http://schemas.openxmlformats.org/markup-compatibility/2006" xmlns:o="urn:schemas-microsoft-com:office:office" xmlns:r="http://schemas.openxmlformats.org/officeDocument/2006/relationships" xmlns:m="http://schemas.openxmlformats.org/officeDocument/2006/math" xmlns:v="urn:schemas-microsoft-com:vml" xmlns:wp="http://schemas.openxmlformats.org/drawingml/2006/wordprocessingDrawing" xmlns:w10="urn:schemas-microsoft-com:office:word" xmlns:w="http://schemas.openxmlformats.org/wordprocessingml/2006/main" xmlns:wne="http://schemas.microsoft.com/office/word/2006/wordml" xmlns:sl="http://schemas.openxmlformats.org/schemaLibrary/2006/main" xmlns:a="http://schemas.openxmlformats.org/drawingml/2006/main" xmlns:pic="http://schemas.openxmlformats.org/drawingml/2006/picture" xmlns:c="http://schemas.openxmlformats.org/drawingml/2006/chart" xmlns:lc="http://schemas.openxmlformats.org/drawingml/2006/lockedCanvas" xmlns:dgm="http://schemas.openxmlformats.org/drawingml/2006/diagram" xmlns:wps="http://schemas.microsoft.com/office/word/2010/wordprocessingShape" xmlns:wpg="http://schemas.microsoft.com/office/word/2010/wordprocessingGroup" xmlns:w14="http://schemas.microsoft.com/office/word/2010/wordml" xmlns:w15="http://schemas.microsoft.com/office/word/2012/wordml">
   <w:body>
     <w:p>
-      <w:pPr>
-        <w:spacing w:after="120" w:lineRule="auto"/>
-        <w:rPr>
-          <w:rFonts w:ascii="Times New Roman" w:cs="Times New Roman" w:eastAsia="Times New Roman" w:hAnsi="Times New Roman"/>
-          <w:sz w:val="24"/>
-          <w:szCs w:val="24"/>
-        </w:rPr>
-      </w:pPr>
-      <w:r>
-        <w:rPr>
-          <w:rFonts w:ascii="Times New Roman" w:cs="Times New Roman" w:eastAsia="Times New Roman" w:hAnsi="Times New Roman"/>
-          <w:color w:val="000000"/>
-          <w:sz w:val="24"/>
-          <w:szCs w:val="24"/>
-          <w:rtl w:val="0"/>
-        </w:rPr>
-        <w:t xml:space="preserve">Лютий 16 Четвер</w:t>
-        <w:br w:type="textWrapping"/>
-        <w:t xml:space="preserve">16 (3) </w:t>
-      </w:r>
-      <w:r>
-        <w:rPr>
-          <w:rFonts w:ascii="Quattrocento Sans" w:cs="Quattrocento Sans" w:eastAsia="Quattrocento Sans" w:hAnsi="Quattrocento Sans"/>
-          <w:color w:val="000000"/>
-          <w:sz w:val="24"/>
-          <w:szCs w:val="24"/>
-          <w:rtl w:val="0"/>
-        </w:rPr>
-        <w:t xml:space="preserve">🕃</w:t>
-      </w:r>
-      <w:r>
-        <w:rPr>
-          <w:rFonts w:ascii="Times New Roman" w:cs="Times New Roman" w:eastAsia="Times New Roman" w:hAnsi="Times New Roman"/>
-          <w:color w:val="000000"/>
-          <w:sz w:val="24"/>
-          <w:szCs w:val="24"/>
-          <w:rtl w:val="0"/>
-        </w:rPr>
-        <w:t xml:space="preserve"> Св. і праведного Симеона Богоприємця й Анни пророчиці.</w:t>
-        <w:br w:type="textWrapping"/>
-      </w:r>
-      <w:r>
-        <w:rPr>
-          <w:rtl w:val="0"/>
-        </w:rPr>
+      <w:r>
+        <w:rPr>
+          <w:rFonts w:ascii="Times New Roman" w:hAnsi="Times New Roman"/>
+          <w:sz w:val="24"/>
+        </w:rPr>
+        <w:t>Лютий 3 Субота</w:t>
+      </w:r>
+    </w:p>
+    <w:p>
+      <w:r>
+        <w:rPr>
+          <w:rFonts w:ascii="Times New Roman" w:hAnsi="Times New Roman"/>
+          <w:sz w:val="24"/>
+        </w:rPr>
+        <w:t>Субота 35 по П'ятидесятниці</w:t>
+      </w:r>
+    </w:p>
+    <w:p>
+      <w:r>
+        <w:rPr>
+          <w:rFonts w:ascii="Times New Roman" w:hAnsi="Times New Roman"/>
+          <w:sz w:val="24"/>
+        </w:rPr>
+        <w:t>🕃 Святого і праведного Симеона Богоприємця і Анни, пророчиці</w:t>
       </w:r>
     </w:p>
     <w:p>
@@ -3914,134 +3893,553 @@
     </w:p>
     <w:p>
       <w:pPr>
-        <w:pStyle w:val="Heading3"/>
-        <w:spacing w:after="120" w:before="0" w:lineRule="auto"/>
-        <w:jc w:val="center"/>
-        <w:rPr>
-          <w:rFonts w:ascii="Times New Roman" w:cs="Times New Roman" w:eastAsia="Times New Roman" w:hAnsi="Times New Roman"/>
-          <w:i w:val="1"/>
-          <w:color w:val="ff0000"/>
-        </w:rPr>
-      </w:pPr>
-      <w:r>
-        <w:rPr>
-          <w:rFonts w:ascii="Times New Roman" w:cs="Times New Roman" w:eastAsia="Times New Roman" w:hAnsi="Times New Roman"/>
-          <w:b w:val="1"/>
-          <w:i w:val="1"/>
-          <w:color w:val="ff0000"/>
-          <w:rtl w:val="0"/>
-        </w:rPr>
-        <w:t xml:space="preserve">Прокімен</w:t>
-      </w:r>
-      <w:r>
-        <w:rPr>
-          <w:rtl w:val="0"/>
-        </w:rPr>
-      </w:r>
-    </w:p>
-    <w:p>
-      <w:pPr>
-        <w:spacing w:after="120" w:lineRule="auto"/>
-        <w:jc w:val="center"/>
-        <w:rPr>
-          <w:rFonts w:ascii="Times New Roman" w:cs="Times New Roman" w:eastAsia="Times New Roman" w:hAnsi="Times New Roman"/>
-          <w:i w:val="1"/>
-          <w:color w:val="ff0000"/>
-          <w:sz w:val="24"/>
-          <w:szCs w:val="24"/>
-        </w:rPr>
-      </w:pPr>
-      <w:r>
-        <w:rPr>
-          <w:rFonts w:ascii="Times New Roman" w:cs="Times New Roman" w:eastAsia="Times New Roman" w:hAnsi="Times New Roman"/>
-          <w:i w:val="1"/>
-          <w:color w:val="ff0000"/>
-          <w:sz w:val="24"/>
-          <w:szCs w:val="24"/>
-          <w:rtl w:val="0"/>
-        </w:rPr>
-        <w:t xml:space="preserve">Псалом 53 (г. 5):</w:t>
-      </w:r>
-    </w:p>
-    <w:p>
-      <w:pPr>
-        <w:spacing w:after="120" w:lineRule="auto"/>
-        <w:jc w:val="both"/>
-        <w:rPr>
-          <w:rFonts w:ascii="Times New Roman" w:cs="Times New Roman" w:eastAsia="Times New Roman" w:hAnsi="Times New Roman"/>
-          <w:sz w:val="24"/>
-          <w:szCs w:val="24"/>
-        </w:rPr>
-      </w:pPr>
-      <w:r>
-        <w:rPr>
-          <w:rFonts w:ascii="Times New Roman" w:cs="Times New Roman" w:eastAsia="Times New Roman" w:hAnsi="Times New Roman"/>
-          <w:sz w:val="24"/>
-          <w:szCs w:val="24"/>
-          <w:rtl w:val="0"/>
-        </w:rPr>
-        <w:t xml:space="preserve">Боже, ім'ям твоїм спаси мене,* і силою твоєю суди мене.</w:t>
-      </w:r>
-    </w:p>
-    <w:p>
-      <w:pPr>
-        <w:spacing w:after="120" w:lineRule="auto"/>
-        <w:jc w:val="both"/>
-        <w:rPr>
-          <w:rFonts w:ascii="Times New Roman" w:cs="Times New Roman" w:eastAsia="Times New Roman" w:hAnsi="Times New Roman"/>
-          <w:sz w:val="24"/>
-          <w:szCs w:val="24"/>
+        <w:pStyle w:val="3"/>
+      </w:pPr>
+      <w:r>
+        <w:rPr>
+          <w:rFonts w:ascii="Times New Roman" w:hAnsi="Times New Roman"/>
+          <w:b/>
+          <w:i/>
+          <w:color w:val="FF0000"/>
+          <w:sz w:val="24"/>
+        </w:rPr>
+        <w:t>Прокімен</w:t>
+      </w:r>
+    </w:p>
+    <w:p>
+      <w:pPr>
+        <w:pStyle w:val="a"/>
+      </w:pPr>
+      <w:r>
+        <w:rPr>
+          <w:rFonts w:ascii="Times New Roman" w:hAnsi="Times New Roman"/>
+          <w:i/>
+          <w:color w:val="FF0000"/>
+          <w:sz w:val="24"/>
+        </w:rPr>
+        <w:t>Псалом</w:t>
+      </w:r>
+      <w:r>
+        <w:rPr>
+          <w:rFonts w:ascii="Times New Roman" w:hAnsi="Times New Roman"/>
+          <w:i/>
+          <w:color w:val="FF0000"/>
+          <w:sz w:val="24"/>
+        </w:rPr>
+        <w:t xml:space="preserve"> </w:t>
+      </w:r>
+      <w:r>
+        <w:rPr>
+          <w:rFonts w:ascii="Times New Roman" w:hAnsi="Times New Roman"/>
+          <w:i/>
+          <w:color w:val="FF0000"/>
+          <w:sz w:val="24"/>
+        </w:rPr>
+        <w:t>58</w:t>
+      </w:r>
+      <w:r>
+        <w:rPr>
+          <w:rFonts w:ascii="Times New Roman" w:hAnsi="Times New Roman"/>
+          <w:i/>
+          <w:color w:val="FF0000"/>
+          <w:sz w:val="24"/>
+        </w:rPr>
+        <w:t xml:space="preserve"> </w:t>
+      </w:r>
+      <w:r>
+        <w:rPr>
+          <w:rFonts w:ascii="Times New Roman" w:hAnsi="Times New Roman"/>
+          <w:i/>
+          <w:color w:val="FF0000"/>
+          <w:sz w:val="24"/>
+        </w:rPr>
+        <w:t>(г.</w:t>
+      </w:r>
+      <w:r>
+        <w:rPr>
+          <w:rFonts w:ascii="Times New Roman" w:hAnsi="Times New Roman"/>
+          <w:i/>
+          <w:color w:val="FF0000"/>
+          <w:sz w:val="24"/>
+        </w:rPr>
+        <w:t xml:space="preserve"> </w:t>
+      </w:r>
+      <w:r>
+        <w:rPr>
+          <w:rFonts w:ascii="Times New Roman" w:hAnsi="Times New Roman"/>
+          <w:i/>
+          <w:color w:val="FF0000"/>
+          <w:sz w:val="24"/>
+        </w:rPr>
+        <w:t>7):</w:t>
+      </w:r>
+    </w:p>
+    <w:p>
+      <w:pPr>
+        <w:pStyle w:val="a"/>
+      </w:pPr>
+      <w:r>
+        <w:rPr>
+          <w:rFonts w:ascii="Times New Roman" w:hAnsi="Times New Roman"/>
+          <w:b/>
+          <w:color w:val="000000"/>
+          <w:sz w:val="24"/>
+        </w:rPr>
+        <w:t>Боже,</w:t>
+      </w:r>
+      <w:r>
+        <w:rPr>
+          <w:rFonts w:ascii="Times New Roman" w:hAnsi="Times New Roman"/>
+          <w:b/>
+          <w:color w:val="000000"/>
+          <w:sz w:val="24"/>
+        </w:rPr>
+        <w:t xml:space="preserve"> </w:t>
+      </w:r>
+      <w:r>
+        <w:rPr>
+          <w:rFonts w:ascii="Times New Roman" w:hAnsi="Times New Roman"/>
+          <w:b/>
+          <w:color w:val="000000"/>
+          <w:sz w:val="24"/>
+        </w:rPr>
+        <w:t>ти</w:t>
+      </w:r>
+      <w:r>
+        <w:rPr>
+          <w:rFonts w:ascii="Times New Roman" w:hAnsi="Times New Roman"/>
+          <w:b/>
+          <w:color w:val="000000"/>
+          <w:sz w:val="24"/>
+        </w:rPr>
+        <w:t xml:space="preserve"> </w:t>
+      </w:r>
+      <w:r>
+        <w:rPr>
+          <w:rFonts w:ascii="Times New Roman" w:hAnsi="Times New Roman"/>
+          <w:b/>
+          <w:color w:val="000000"/>
+          <w:sz w:val="24"/>
+        </w:rPr>
+        <w:t>мій</w:t>
+      </w:r>
+      <w:r>
+        <w:rPr>
+          <w:rFonts w:ascii="Times New Roman" w:hAnsi="Times New Roman"/>
+          <w:b/>
+          <w:color w:val="000000"/>
+          <w:sz w:val="24"/>
+        </w:rPr>
+        <w:t xml:space="preserve"> </w:t>
+      </w:r>
+      <w:r>
+        <w:rPr>
+          <w:rFonts w:ascii="Times New Roman" w:hAnsi="Times New Roman"/>
+          <w:b/>
+          <w:color w:val="000000"/>
+          <w:sz w:val="24"/>
+        </w:rPr>
+        <w:t>заступник,*</w:t>
+      </w:r>
+      <w:r>
+        <w:rPr>
+          <w:rFonts w:ascii="Times New Roman" w:hAnsi="Times New Roman"/>
+          <w:b/>
+          <w:color w:val="000000"/>
+          <w:sz w:val="24"/>
+        </w:rPr>
+        <w:t xml:space="preserve"> </w:t>
+      </w:r>
+      <w:r>
+        <w:rPr>
+          <w:rFonts w:ascii="Times New Roman" w:hAnsi="Times New Roman"/>
+          <w:b/>
+          <w:color w:val="000000"/>
+          <w:sz w:val="24"/>
+        </w:rPr>
+        <w:t>і</w:t>
+      </w:r>
+      <w:r>
+        <w:rPr>
+          <w:rFonts w:ascii="Times New Roman" w:hAnsi="Times New Roman"/>
+          <w:b/>
+          <w:color w:val="000000"/>
+          <w:sz w:val="24"/>
+        </w:rPr>
+        <w:t xml:space="preserve"> </w:t>
+      </w:r>
+      <w:r>
+        <w:rPr>
+          <w:rFonts w:ascii="Times New Roman" w:hAnsi="Times New Roman"/>
+          <w:b/>
+          <w:color w:val="000000"/>
+          <w:sz w:val="24"/>
+        </w:rPr>
+        <w:t>милість</w:t>
+      </w:r>
+      <w:r>
+        <w:rPr>
+          <w:rFonts w:ascii="Times New Roman" w:hAnsi="Times New Roman"/>
+          <w:b/>
+          <w:color w:val="000000"/>
+          <w:sz w:val="24"/>
+        </w:rPr>
+        <w:t xml:space="preserve"> </w:t>
+      </w:r>
+      <w:r>
+        <w:rPr>
+          <w:rFonts w:ascii="Times New Roman" w:hAnsi="Times New Roman"/>
+          <w:b/>
+          <w:color w:val="000000"/>
+          <w:sz w:val="24"/>
+        </w:rPr>
+        <w:t>твоя</w:t>
+      </w:r>
+      <w:r>
+        <w:rPr>
+          <w:rFonts w:ascii="Times New Roman" w:hAnsi="Times New Roman"/>
+          <w:b/>
+          <w:color w:val="000000"/>
+          <w:sz w:val="24"/>
+        </w:rPr>
+        <w:t xml:space="preserve"> </w:t>
+      </w:r>
+      <w:r>
+        <w:rPr>
+          <w:rFonts w:ascii="Times New Roman" w:hAnsi="Times New Roman"/>
+          <w:b/>
+          <w:color w:val="000000"/>
+          <w:sz w:val="24"/>
+        </w:rPr>
+        <w:t>вийде</w:t>
+      </w:r>
+      <w:r>
+        <w:rPr>
+          <w:rFonts w:ascii="Times New Roman" w:hAnsi="Times New Roman"/>
+          <w:b/>
+          <w:color w:val="000000"/>
+          <w:sz w:val="24"/>
+        </w:rPr>
+        <w:t xml:space="preserve"> </w:t>
+      </w:r>
+      <w:r>
+        <w:rPr>
+          <w:rFonts w:ascii="Times New Roman" w:hAnsi="Times New Roman"/>
+          <w:b/>
+          <w:color w:val="000000"/>
+          <w:sz w:val="24"/>
+        </w:rPr>
+        <w:t>мені</w:t>
+      </w:r>
+      <w:r>
+        <w:rPr>
+          <w:rFonts w:ascii="Times New Roman" w:hAnsi="Times New Roman"/>
+          <w:b/>
+          <w:color w:val="000000"/>
+          <w:sz w:val="24"/>
+        </w:rPr>
+        <w:t xml:space="preserve"> </w:t>
+      </w:r>
+      <w:r>
+        <w:rPr>
+          <w:rFonts w:ascii="Times New Roman" w:hAnsi="Times New Roman"/>
+          <w:b/>
+          <w:color w:val="000000"/>
+          <w:sz w:val="24"/>
+        </w:rPr>
+        <w:t>назустріч.</w:t>
+      </w:r>
+    </w:p>
+    <w:p>
+      <w:pPr>
+        <w:pStyle w:val="a"/>
+      </w:pPr>
+      <w:r>
+        <w:rPr>
+          <w:rFonts w:ascii="Times New Roman" w:hAnsi="Times New Roman"/>
+          <w:i/>
+          <w:color w:val="FF0000"/>
+          <w:sz w:val="24"/>
+        </w:rPr>
+        <w:t>Стих:</w:t>
+      </w:r>
+      <w:r>
+        <w:rPr>
+          <w:rFonts w:ascii="Times New Roman" w:hAnsi="Times New Roman"/>
+          <w:i/>
+          <w:color w:val="000000"/>
+          <w:sz w:val="24"/>
+        </w:rPr>
+        <w:t xml:space="preserve"> </w:t>
+      </w:r>
+      <w:r>
+        <w:rPr>
+          <w:rFonts w:ascii="Times New Roman" w:hAnsi="Times New Roman"/>
+          <w:color w:val="000000"/>
+          <w:sz w:val="24"/>
           <w:u w:val="single"/>
         </w:rPr>
-      </w:pPr>
-      <w:r>
-        <w:rPr>
-          <w:rFonts w:ascii="Times New Roman" w:cs="Times New Roman" w:eastAsia="Times New Roman" w:hAnsi="Times New Roman"/>
-          <w:i w:val="1"/>
-          <w:color w:val="ff0000"/>
-          <w:sz w:val="24"/>
-          <w:szCs w:val="24"/>
-          <w:rtl w:val="0"/>
-        </w:rPr>
-        <w:t xml:space="preserve">Стих:</w:t>
-      </w:r>
-      <w:r>
-        <w:rPr>
-          <w:rFonts w:ascii="Times New Roman" w:cs="Times New Roman" w:eastAsia="Times New Roman" w:hAnsi="Times New Roman"/>
-          <w:i w:val="1"/>
-          <w:sz w:val="24"/>
-          <w:szCs w:val="24"/>
-          <w:rtl w:val="0"/>
+        <w:t>Вирятуй</w:t>
+      </w:r>
+      <w:r>
+        <w:rPr>
+          <w:rFonts w:ascii="Times New Roman" w:hAnsi="Times New Roman"/>
+          <w:color w:val="000000"/>
+          <w:sz w:val="24"/>
+          <w:u w:val="single"/>
         </w:rPr>
         <w:t xml:space="preserve"> </w:t>
       </w:r>
       <w:r>
         <w:rPr>
-          <w:rFonts w:ascii="Times New Roman" w:cs="Times New Roman" w:eastAsia="Times New Roman" w:hAnsi="Times New Roman"/>
-          <w:sz w:val="24"/>
-          <w:szCs w:val="24"/>
+          <w:rFonts w:ascii="Times New Roman" w:hAnsi="Times New Roman"/>
+          <w:color w:val="000000"/>
+          <w:sz w:val="24"/>
           <w:u w:val="single"/>
-          <w:rtl w:val="0"/>
-        </w:rPr>
-        <w:t xml:space="preserve">Боже, почуй мою молитву, вислухай слова уст моїх.</w:t>
-      </w:r>
-    </w:p>
-    <w:p>
-      <w:pPr>
-        <w:spacing w:after="120" w:lineRule="auto"/>
-        <w:jc w:val="both"/>
-        <w:rPr>
-          <w:rFonts w:ascii="Times New Roman" w:cs="Times New Roman" w:eastAsia="Times New Roman" w:hAnsi="Times New Roman"/>
-          <w:sz w:val="24"/>
-          <w:szCs w:val="24"/>
-        </w:rPr>
-      </w:pPr>
-      <w:r>
-        <w:rPr>
-          <w:rtl w:val="0"/>
-        </w:rPr>
-      </w:r>
-    </w:p>
+        </w:rPr>
+        <w:t>мене</w:t>
+      </w:r>
+      <w:r>
+        <w:rPr>
+          <w:rFonts w:ascii="Times New Roman" w:hAnsi="Times New Roman"/>
+          <w:color w:val="000000"/>
+          <w:sz w:val="24"/>
+          <w:u w:val="single"/>
+        </w:rPr>
+        <w:t xml:space="preserve"> </w:t>
+      </w:r>
+      <w:r>
+        <w:rPr>
+          <w:rFonts w:ascii="Times New Roman" w:hAnsi="Times New Roman"/>
+          <w:color w:val="000000"/>
+          <w:sz w:val="24"/>
+          <w:u w:val="single"/>
+        </w:rPr>
+        <w:t>від</w:t>
+      </w:r>
+      <w:r>
+        <w:rPr>
+          <w:rFonts w:ascii="Times New Roman" w:hAnsi="Times New Roman"/>
+          <w:color w:val="000000"/>
+          <w:sz w:val="24"/>
+          <w:u w:val="single"/>
+        </w:rPr>
+        <w:t xml:space="preserve"> </w:t>
+      </w:r>
+      <w:r>
+        <w:rPr>
+          <w:rFonts w:ascii="Times New Roman" w:hAnsi="Times New Roman"/>
+          <w:color w:val="000000"/>
+          <w:sz w:val="24"/>
+          <w:u w:val="single"/>
+        </w:rPr>
+        <w:t>ворогів</w:t>
+      </w:r>
+      <w:r>
+        <w:rPr>
+          <w:rFonts w:ascii="Times New Roman" w:hAnsi="Times New Roman"/>
+          <w:color w:val="000000"/>
+          <w:sz w:val="24"/>
+          <w:u w:val="single"/>
+        </w:rPr>
+        <w:t xml:space="preserve"> </w:t>
+      </w:r>
+      <w:r>
+        <w:rPr>
+          <w:rFonts w:ascii="Times New Roman" w:hAnsi="Times New Roman"/>
+          <w:color w:val="000000"/>
+          <w:sz w:val="24"/>
+          <w:u w:val="single"/>
+        </w:rPr>
+        <w:t>моїх,</w:t>
+      </w:r>
+      <w:r>
+        <w:rPr>
+          <w:rFonts w:ascii="Times New Roman" w:hAnsi="Times New Roman"/>
+          <w:color w:val="000000"/>
+          <w:sz w:val="24"/>
+          <w:u w:val="single"/>
+        </w:rPr>
+        <w:t xml:space="preserve"> </w:t>
+      </w:r>
+      <w:r>
+        <w:rPr>
+          <w:rFonts w:ascii="Times New Roman" w:hAnsi="Times New Roman"/>
+          <w:color w:val="000000"/>
+          <w:sz w:val="24"/>
+          <w:u w:val="single"/>
+        </w:rPr>
+        <w:t>Боже,</w:t>
+      </w:r>
+      <w:r>
+        <w:rPr>
+          <w:rFonts w:ascii="Times New Roman" w:hAnsi="Times New Roman"/>
+          <w:color w:val="000000"/>
+          <w:sz w:val="24"/>
+          <w:u w:val="single"/>
+        </w:rPr>
+        <w:t xml:space="preserve"> </w:t>
+      </w:r>
+      <w:r>
+        <w:rPr>
+          <w:rFonts w:ascii="Times New Roman" w:hAnsi="Times New Roman"/>
+          <w:color w:val="000000"/>
+          <w:sz w:val="24"/>
+          <w:u w:val="single"/>
+        </w:rPr>
+        <w:t>і</w:t>
+      </w:r>
+      <w:r>
+        <w:rPr>
+          <w:rFonts w:ascii="Times New Roman" w:hAnsi="Times New Roman"/>
+          <w:color w:val="000000"/>
+          <w:sz w:val="24"/>
+          <w:u w:val="single"/>
+        </w:rPr>
+        <w:t xml:space="preserve"> </w:t>
+      </w:r>
+      <w:r>
+        <w:rPr>
+          <w:rFonts w:ascii="Times New Roman" w:hAnsi="Times New Roman"/>
+          <w:color w:val="000000"/>
+          <w:sz w:val="24"/>
+          <w:u w:val="single"/>
+        </w:rPr>
+        <w:t>визволь</w:t>
+      </w:r>
+      <w:r>
+        <w:rPr>
+          <w:rFonts w:ascii="Times New Roman" w:hAnsi="Times New Roman"/>
+          <w:color w:val="000000"/>
+          <w:sz w:val="24"/>
+          <w:u w:val="single"/>
+        </w:rPr>
+        <w:t xml:space="preserve"> </w:t>
+      </w:r>
+      <w:r>
+        <w:rPr>
+          <w:rFonts w:ascii="Times New Roman" w:hAnsi="Times New Roman"/>
+          <w:color w:val="000000"/>
+          <w:sz w:val="24"/>
+          <w:u w:val="single"/>
+        </w:rPr>
+        <w:t>мене</w:t>
+      </w:r>
+      <w:r>
+        <w:rPr>
+          <w:rFonts w:ascii="Times New Roman" w:hAnsi="Times New Roman"/>
+          <w:color w:val="000000"/>
+          <w:sz w:val="24"/>
+          <w:u w:val="single"/>
+        </w:rPr>
+        <w:t xml:space="preserve"> </w:t>
+      </w:r>
+      <w:r>
+        <w:rPr>
+          <w:rFonts w:ascii="Times New Roman" w:hAnsi="Times New Roman"/>
+          <w:color w:val="000000"/>
+          <w:sz w:val="24"/>
+          <w:u w:val="single"/>
+        </w:rPr>
+        <w:t>від</w:t>
+      </w:r>
+      <w:r>
+        <w:rPr>
+          <w:rFonts w:ascii="Times New Roman" w:hAnsi="Times New Roman"/>
+          <w:color w:val="000000"/>
+          <w:sz w:val="24"/>
+          <w:u w:val="single"/>
+        </w:rPr>
+        <w:t xml:space="preserve"> </w:t>
+      </w:r>
+      <w:r>
+        <w:rPr>
+          <w:rFonts w:ascii="Times New Roman" w:hAnsi="Times New Roman"/>
+          <w:color w:val="000000"/>
+          <w:sz w:val="24"/>
+          <w:u w:val="single"/>
+        </w:rPr>
+        <w:t>тих,</w:t>
+      </w:r>
+      <w:r>
+        <w:rPr>
+          <w:rFonts w:ascii="Times New Roman" w:hAnsi="Times New Roman"/>
+          <w:color w:val="000000"/>
+          <w:sz w:val="24"/>
+          <w:u w:val="single"/>
+        </w:rPr>
+        <w:t xml:space="preserve"> </w:t>
+      </w:r>
+      <w:r>
+        <w:rPr>
+          <w:rFonts w:ascii="Times New Roman" w:hAnsi="Times New Roman"/>
+          <w:color w:val="000000"/>
+          <w:sz w:val="24"/>
+          <w:u w:val="single"/>
+        </w:rPr>
+        <w:t>що</w:t>
+      </w:r>
+      <w:r>
+        <w:rPr>
+          <w:rFonts w:ascii="Times New Roman" w:hAnsi="Times New Roman"/>
+          <w:color w:val="000000"/>
+          <w:sz w:val="24"/>
+          <w:u w:val="single"/>
+        </w:rPr>
+        <w:t xml:space="preserve"> </w:t>
+      </w:r>
+      <w:r>
+        <w:rPr>
+          <w:rFonts w:ascii="Times New Roman" w:hAnsi="Times New Roman"/>
+          <w:color w:val="000000"/>
+          <w:sz w:val="24"/>
+          <w:u w:val="single"/>
+        </w:rPr>
+        <w:t>повстають</w:t>
+      </w:r>
+      <w:r>
+        <w:rPr>
+          <w:rFonts w:ascii="Times New Roman" w:hAnsi="Times New Roman"/>
+          <w:color w:val="000000"/>
+          <w:sz w:val="24"/>
+          <w:u w:val="single"/>
+        </w:rPr>
+        <w:t xml:space="preserve"> </w:t>
+      </w:r>
+      <w:r>
+        <w:rPr>
+          <w:rFonts w:ascii="Times New Roman" w:hAnsi="Times New Roman"/>
+          <w:color w:val="000000"/>
+          <w:sz w:val="24"/>
+          <w:u w:val="single"/>
+        </w:rPr>
+        <w:t>на</w:t>
+      </w:r>
+      <w:r>
+        <w:rPr>
+          <w:rFonts w:ascii="Times New Roman" w:hAnsi="Times New Roman"/>
+          <w:color w:val="000000"/>
+          <w:sz w:val="24"/>
+          <w:u w:val="single"/>
+        </w:rPr>
+        <w:t xml:space="preserve"> </w:t>
+      </w:r>
+      <w:r>
+        <w:rPr>
+          <w:rFonts w:ascii="Times New Roman" w:hAnsi="Times New Roman"/>
+          <w:color w:val="000000"/>
+          <w:sz w:val="24"/>
+          <w:u w:val="single"/>
+        </w:rPr>
+        <w:t>мене.</w:t>
+      </w:r>
+    </w:p>
+    <w:p>
+      <w:pPr>
+        <w:pStyle w:val="1"/>
+      </w:pPr>
+    </w:p>
+    <w:p/>
     <w:p>
       <w:pPr>
         <w:pStyle w:val="Heading3"/>
@@ -6762,73 +7160,12 @@
       </w:r>
     </w:p>
     <w:p>
-      <w:pPr>
-        <w:spacing w:after="120" w:lineRule="auto"/>
-        <w:jc w:val="both"/>
-        <w:rPr>
-          <w:rFonts w:ascii="Times New Roman" w:cs="Times New Roman" w:eastAsia="Times New Roman" w:hAnsi="Times New Roman"/>
-          <w:sz w:val="24"/>
-          <w:szCs w:val="24"/>
-        </w:rPr>
-      </w:pPr>
-      <w:r>
-        <w:rPr>
-          <w:rFonts w:ascii="Times New Roman" w:cs="Times New Roman" w:eastAsia="Times New Roman" w:hAnsi="Times New Roman"/>
-          <w:i w:val="1"/>
-          <w:color w:val="ff0000"/>
-          <w:sz w:val="24"/>
-          <w:szCs w:val="24"/>
-          <w:rtl w:val="0"/>
-        </w:rPr>
-        <w:t xml:space="preserve">Священик:</w:t>
-      </w:r>
-      <w:r>
-        <w:rPr>
-          <w:rFonts w:ascii="Times New Roman" w:cs="Times New Roman" w:eastAsia="Times New Roman" w:hAnsi="Times New Roman"/>
-          <w:sz w:val="24"/>
-          <w:szCs w:val="24"/>
-          <w:rtl w:val="0"/>
-        </w:rPr>
-        <w:t xml:space="preserve"> Христос, істинний Бог наш, що зволив спочити в обіймах праведного Симеона спасіння нашого ради, молитвами пречистої своєї Матері, святих славних і всехвальних апостолів, преподобних і богоносних отців наших, і </w:t>
-      </w:r>
-      <w:r>
-        <w:rPr>
-          <w:rFonts w:ascii="Times New Roman" w:cs="Times New Roman" w:eastAsia="Times New Roman" w:hAnsi="Times New Roman"/>
-          <w:color w:val="000000"/>
-          <w:sz w:val="24"/>
-          <w:szCs w:val="24"/>
-          <w:rtl w:val="0"/>
-        </w:rPr>
-        <w:t xml:space="preserve">чесного і праведного Симеона Богоприємця й Анни пророчиці,</w:t>
-      </w:r>
-      <w:r>
-        <w:rPr>
-          <w:rFonts w:ascii="Times New Roman" w:cs="Times New Roman" w:eastAsia="Times New Roman" w:hAnsi="Times New Roman"/>
-          <w:sz w:val="24"/>
-          <w:szCs w:val="24"/>
-          <w:rtl w:val="0"/>
-        </w:rPr>
-        <w:t xml:space="preserve"> і святого </w:t>
-      </w:r>
-      <w:r>
-        <w:rPr>
-          <w:rFonts w:ascii="Times New Roman" w:cs="Times New Roman" w:eastAsia="Times New Roman" w:hAnsi="Times New Roman"/>
-          <w:i w:val="1"/>
-          <w:color w:val="ff0000"/>
-          <w:sz w:val="24"/>
-          <w:szCs w:val="24"/>
-          <w:rtl w:val="0"/>
-        </w:rPr>
-        <w:t xml:space="preserve">(ім'я, якого є храм)</w:t>
-      </w:r>
-      <w:r>
-        <w:rPr>
-          <w:rFonts w:ascii="Times New Roman" w:cs="Times New Roman" w:eastAsia="Times New Roman" w:hAnsi="Times New Roman"/>
-          <w:sz w:val="24"/>
-          <w:szCs w:val="24"/>
-          <w:rtl w:val="0"/>
-        </w:rPr>
-        <w:t xml:space="preserve">, і всіх святих, помилує і спасе нас, як благий і чоловіколюбець.</w:t>
+      <w:r>
+        <w:rPr>
+          <w:rFonts w:ascii="Times New Roman" w:hAnsi="Times New Roman"/>
+          <w:sz w:val="24"/>
+        </w:rPr>
+        <w:t>Священик: Христос, істинний Бог наш, що зволив спочити в обіймах праведного Симеона спасіння нашого ради, молитвами пречистої своєї Матері, заступництвом чесних небесних сил безтілесних, чесного, славного пророка, предтечі і христителя Йоана, святих, славних і всехвальних апостолів, святого отця нашого Миколая, архиєпископа мирлікійського, чудотворця, святих славних і переможних мучеників, преподобних і богоносних отців наших, святих і праведних богоотців Йоакима й Анни, святого, якого є храм, святого і праведного Симеона Богоприємця і Анни, пророчиці, і всіх святих, помилує і спасе нас, як благий і чоловіколюбець.</w:t>
       </w:r>
     </w:p>
     <w:p>
@@ -20109,73 +20446,12 @@
       </w:r>
     </w:p>
     <w:p>
-      <w:pPr>
-        <w:spacing w:after="120" w:lineRule="auto"/>
-        <w:jc w:val="both"/>
-        <w:rPr>
-          <w:rFonts w:ascii="Times New Roman" w:cs="Times New Roman" w:eastAsia="Times New Roman" w:hAnsi="Times New Roman"/>
-          <w:sz w:val="24"/>
-          <w:szCs w:val="24"/>
-        </w:rPr>
-      </w:pPr>
-      <w:r>
-        <w:rPr>
-          <w:rFonts w:ascii="Times New Roman" w:cs="Times New Roman" w:eastAsia="Times New Roman" w:hAnsi="Times New Roman"/>
-          <w:i w:val="1"/>
-          <w:color w:val="ff0000"/>
-          <w:sz w:val="24"/>
-          <w:szCs w:val="24"/>
-          <w:rtl w:val="0"/>
-        </w:rPr>
-        <w:t xml:space="preserve">Священик:</w:t>
-      </w:r>
-      <w:r>
-        <w:rPr>
-          <w:rFonts w:ascii="Times New Roman" w:cs="Times New Roman" w:eastAsia="Times New Roman" w:hAnsi="Times New Roman"/>
-          <w:sz w:val="24"/>
-          <w:szCs w:val="24"/>
-          <w:rtl w:val="0"/>
-        </w:rPr>
-        <w:t xml:space="preserve"> Христос, істинний Бог наш, що зволив спочити в обіймах праведного Симеона спасіння нашого ради, молитвами пречистої своєї Матері, святих славних і всехвальних апостолів, преподобних і богоносних отців наших, і </w:t>
-      </w:r>
-      <w:r>
-        <w:rPr>
-          <w:rFonts w:ascii="Times New Roman" w:cs="Times New Roman" w:eastAsia="Times New Roman" w:hAnsi="Times New Roman"/>
-          <w:color w:val="000000"/>
-          <w:sz w:val="24"/>
-          <w:szCs w:val="24"/>
-          <w:rtl w:val="0"/>
-        </w:rPr>
-        <w:t xml:space="preserve">чесного і праведного Симеона Богоприємця й Анни пророчиці,</w:t>
-      </w:r>
-      <w:r>
-        <w:rPr>
-          <w:rFonts w:ascii="Times New Roman" w:cs="Times New Roman" w:eastAsia="Times New Roman" w:hAnsi="Times New Roman"/>
-          <w:sz w:val="24"/>
-          <w:szCs w:val="24"/>
-          <w:rtl w:val="0"/>
-        </w:rPr>
-        <w:t xml:space="preserve"> і святого </w:t>
-      </w:r>
-      <w:r>
-        <w:rPr>
-          <w:rFonts w:ascii="Times New Roman" w:cs="Times New Roman" w:eastAsia="Times New Roman" w:hAnsi="Times New Roman"/>
-          <w:i w:val="1"/>
-          <w:color w:val="ff0000"/>
-          <w:sz w:val="24"/>
-          <w:szCs w:val="24"/>
-          <w:rtl w:val="0"/>
-        </w:rPr>
-        <w:t xml:space="preserve">(ім'я, якого є храм)</w:t>
-      </w:r>
-      <w:r>
-        <w:rPr>
-          <w:rFonts w:ascii="Times New Roman" w:cs="Times New Roman" w:eastAsia="Times New Roman" w:hAnsi="Times New Roman"/>
-          <w:sz w:val="24"/>
-          <w:szCs w:val="24"/>
-          <w:rtl w:val="0"/>
-        </w:rPr>
-        <w:t xml:space="preserve">, і всіх святих, помилує і спасе нас, як благий і чоловіколюбець.</w:t>
+      <w:r>
+        <w:rPr>
+          <w:rFonts w:ascii="Times New Roman" w:hAnsi="Times New Roman"/>
+          <w:sz w:val="24"/>
+        </w:rPr>
+        <w:t>Священик: Христос, істинний Бог наш, що зволив спочити в обіймах праведного Симеона спасіння нашого ради, молитвами пречистої своєї Матері, заступництвом чесних небесних сил безтілесних, чесного, славного пророка, предтечі і христителя Йоана, святих, славних і всехвальних апостолів, святого отця нашого Миколая, архиєпископа мирлікійського, чудотворця, святих славних і переможних мучеників, преподобних і богоносних отців наших, святих і праведних богоотців Йоакима й Анни, святого, якого є храм, святого і праведного Симеона Богоприємця і Анни, пророчиці, і всіх святих, помилує і спасе нас, як благий і чоловіколюбець.</w:t>
       </w:r>
     </w:p>
     <w:p>
